--- a/docs/BackupGestion_CDC_v1.docx
+++ b/docs/BackupGestion_CDC_v1.docx
@@ -298,7 +298,7 @@
                 <w:sz w:val="20"/>
                 <w:szCs w:val="20"/>
               </w:rPr>
-              <w:t xml:space="preserve">Référence d'architecture</w:t>
+              <w:t xml:space="preserve">Auteur</w:t>
             </w:r>
           </w:p>
         </w:tc>
@@ -323,7 +323,7 @@
                 <w:sz w:val="20"/>
                 <w:szCs w:val="20"/>
               </w:rPr>
-              <w:t xml:space="preserve">Plugin DNSManager (GlpiPlugin\Dnsmanager)</w:t>
+              <w:t xml:space="preserve">Claude (Anthropic), pour Luc Berthaud — BL Conseils</w:t>
             </w:r>
           </w:p>
         </w:tc>
@@ -349,7 +349,7 @@
                 <w:sz w:val="20"/>
                 <w:szCs w:val="20"/>
               </w:rPr>
-              <w:t xml:space="preserve">Auteur</w:t>
+              <w:t xml:space="preserve">Date</w:t>
             </w:r>
           </w:p>
         </w:tc>
@@ -373,7 +373,7 @@
                 <w:sz w:val="20"/>
                 <w:szCs w:val="20"/>
               </w:rPr>
-              <w:t xml:space="preserve">Claude (Anthropic), pour Luc Berthaud — BL Conseils</w:t>
+              <w:t xml:space="preserve">12 août 2026</w:t>
             </w:r>
           </w:p>
         </w:tc>
@@ -400,7 +400,7 @@
                 <w:sz w:val="20"/>
                 <w:szCs w:val="20"/>
               </w:rPr>
-              <w:t xml:space="preserve">Date</w:t>
+              <w:t xml:space="preserve">Statut</w:t>
             </w:r>
           </w:p>
         </w:tc>
@@ -425,56 +425,6 @@
                 <w:sz w:val="20"/>
                 <w:szCs w:val="20"/>
               </w:rPr>
-              <w:t xml:space="preserve">12 août 2026</w:t>
-            </w:r>
-          </w:p>
-        </w:tc>
-      </w:tr>
-      <w:tr>
-        <w:tc>
-          <w:tcPr>
-            <w:tcW w:type="dxa" w:w="3000"/>
-            <w:tcMar>
-              <w:top w:type="dxa" w:w="80"/>
-              <w:left w:type="dxa" w:w="100"/>
-              <w:bottom w:type="dxa" w:w="80"/>
-              <w:right w:type="dxa" w:w="100"/>
-            </w:tcMar>
-            <w:vAlign w:val="center"/>
-          </w:tcPr>
-          <w:p>
-            <w:r>
-              <w:rPr>
-                <w:b w:val="false"/>
-                <w:bCs w:val="false"/>
-                <w:color w:val="000000"/>
-                <w:sz w:val="20"/>
-                <w:szCs w:val="20"/>
-              </w:rPr>
-              <w:t xml:space="preserve">Statut</w:t>
-            </w:r>
-          </w:p>
-        </w:tc>
-        <w:tc>
-          <w:tcPr>
-            <w:tcW w:type="dxa" w:w="6350"/>
-            <w:tcMar>
-              <w:top w:type="dxa" w:w="80"/>
-              <w:left w:type="dxa" w:w="100"/>
-              <w:bottom w:type="dxa" w:w="80"/>
-              <w:right w:type="dxa" w:w="100"/>
-            </w:tcMar>
-            <w:vAlign w:val="center"/>
-          </w:tcPr>
-          <w:p>
-            <w:r>
-              <w:rPr>
-                <w:b w:val="false"/>
-                <w:bCs w:val="false"/>
-                <w:color w:val="000000"/>
-                <w:sz w:val="20"/>
-                <w:szCs w:val="20"/>
-              </w:rPr>
               <w:t xml:space="preserve">Brouillon pour validation</w:t>
             </w:r>
           </w:p>
@@ -791,7 +741,7 @@
         <w:spacing w:after="160"/>
       </w:pPr>
       <w:r>
-        <w:t xml:space="preserve">L'objectif du plugin BackupGestion est de combler ce manque, avec la même approche multi-provider et les mêmes conventions techniques que le plugin DNSManager déjà développé et éprouvé (gestion de comptes provider au niveau du plugin, synchronisation périodique, rattachement aux objets GLPI natifs, journalisation).</w:t>
+        <w:t xml:space="preserve">L'objectif du plugin BackupGestion est de combler ce manque, avec une approche multi-provider extensible (gestion de comptes provider au niveau du plugin, détection périodique des rattachements, rattachement aux objets GLPI natifs, journalisation).</w:t>
       </w:r>
     </w:p>
     <w:p>
@@ -859,7 +809,7 @@
         <w:t xml:space="preserve">Comptes provider </w:t>
       </w:r>
       <w:r>
-        <w:t xml:space="preserve">— gérés au niveau du plugin (CRUD, activation/désactivation, plusieurs comptes Acronis possibles = plusieurs tenants/organisations). Chaque compte est rattachable à une entité GLPI, avec gestion de la récursivité comme dans DNSManager.</w:t>
+        <w:t xml:space="preserve">— gérés au niveau du plugin (CRUD, activation/désactivation, plusieurs comptes Acronis possibles = plusieurs tenants/organisations). Chaque compte est rattachable à une entité GLPI, avec gestion de la récursivité (entités/sous-entités).</w:t>
       </w:r>
     </w:p>
     <w:p>
@@ -1034,7 +984,7 @@
         <w:t xml:space="preserve">Décision d'architecture (discutée avec Luc) : </w:t>
       </w:r>
       <w:r>
-        <w:t xml:space="preserve">BackupGestion n'est volontairement PAS un plugin "miroir" qui synchronise et stocke localement l'ensemble des données Acronis (à la différence de DNSManager, qui mirror les domaines/enregistrements DNS). Pour tout ce qui est purement consultatif (plans, appareils, statistiques), les données sont interrogées en direct à l'API à chaque affichage et présentées façon tableau de bord — pas de moteur de recherche natif GLPI (Search::show) sur ces listes, pas d'historique local, pas de Synclog au sens de DNSManager. Cela élimine mécaniquement le risque de duplication multi-provider (section 4.2 ter) pour ces données : rien n'étant stocké, rien à dédupliquer. Restent stockés localement, par nécessité : les comptes provider et leur hiérarchie (objets GLPI à part entière), les identifiants API chiffrés, les paramètres de connexion des espaces de stockage (type, identifiants Accounts), et la table légère de rattachement appareil/stockage ↔ équipement GLPI (Acronis n'a aucune notion d'un ID GLPI, ce lien doit forcément exister quelque part). Ce choix simplifie fortement l'architecture initialement envisagée (sections 4.2 à 4.7 mises à jour en conséquence).</w:t>
+        <w:t xml:space="preserve">BackupGestion n'est volontairement PAS un plugin "miroir" qui synchronise et stocke localement l'ensemble des données Acronis. Pour tout ce qui est purement consultatif (plans, appareils, statistiques), les données sont interrogées en direct à l'API à chaque affichage et présentées façon tableau de bord — pas de moteur de recherche natif GLPI (Search::show) sur ces listes, pas d'historique local. Cela élimine mécaniquement le risque de duplication multi-provider (section 4.2 ter) pour ces données : rien n'étant stocké, rien à dédupliquer. Restent stockés localement, par nécessité : les comptes provider et leur hiérarchie (objets GLPI à part entière), les identifiants API chiffrés, les paramètres de connexion des espaces de stockage (type, identifiants Accounts), et la table légère de rattachement appareil/stockage ↔ équipement GLPI (Acronis n'a aucune notion d'un ID GLPI, ce lien doit forcément exister quelque part). Ce choix simplifie fortement l'architecture initialement envisagée (sections 4.2 à 4.7 mises à jour en conséquence).</w:t>
       </w:r>
     </w:p>
     <w:p>
@@ -1090,20 +1040,20 @@
         <w:spacing w:after="80"/>
       </w:pPr>
       <w:r>
-        <w:t xml:space="preserve">Rattachement automatique par correspondance (nom d'hôte, adresse IP, adresse MAC, numéro de série) — même logique de matching que le mapping de domaines dans DNSManager.</w:t>
-      </w:r>
-    </w:p>
-    <w:p>
-      <w:pPr>
-        <w:pStyle w:val="ListParagraph"/>
-        <w:numPr>
-          <w:ilvl w:val="0"/>
-          <w:numId w:val="1"/>
-        </w:numPr>
-        <w:spacing w:after="80"/>
-      </w:pPr>
-      <w:r>
-        <w:t xml:space="preserve">Écran de mapping manuel pour les appareils sans correspondance automatique fiable, sur le modèle de l'écran d'import de domaines de DNSManager (validation ou ignorance au cas par cas).</w:t>
+        <w:t xml:space="preserve">Rattachement automatique par correspondance sur des attributs techniques (nom d'hôte, adresse IP, adresse MAC, numéro de série).</w:t>
+      </w:r>
+    </w:p>
+    <w:p>
+      <w:pPr>
+        <w:pStyle w:val="ListParagraph"/>
+        <w:numPr>
+          <w:ilvl w:val="0"/>
+          <w:numId w:val="1"/>
+        </w:numPr>
+        <w:spacing w:after="80"/>
+      </w:pPr>
+      <w:r>
+        <w:t xml:space="preserve">Écran de mapping manuel dédié pour les appareils sans correspondance automatique fiable (validation ou ignorance au cas par cas).</w:t>
       </w:r>
     </w:p>
     <w:p>
@@ -1206,7 +1156,7 @@
         <w:t xml:space="preserve">a) Identifiants d'accès à l'API Acronis </w:t>
       </w:r>
       <w:r>
-        <w:t xml:space="preserve">(client_id, client_secret, URL de datacenter) — stockage LOCAL, dans une table dédiée du plugin BackupGestion (glpi_plugin_backupgestion_credentials), chiffrés en AES-256, sur le même principe que Credential.php dans DNSManager. C'est une exigence explicite du projet : ces identifiants techniques, consommés à chaque appel API, restent dans la base locale du plugin.</w:t>
+        <w:t xml:space="preserve">(client_id, client_secret, URL de datacenter) — stockage LOCAL, dans une table dédiée du plugin BackupGestion (glpi_plugin_backupgestion_credentials), chiffrés en AES-256. C'est une exigence explicite du projet : ces identifiants techniques, consommés à chaque appel API, restent dans la base locale du plugin. Précision importante (clarifiée avec Luc) : la clé qui protège ce chiffrement n'est stockée nulle part, ni localement ni dans Accounts — elle est recalculée à la volée à partir de données non secrètes (entité GLPI, utilisateur référent, sel aléatoire), selon le mécanisme détaillé en 4.4 quater. Cette catégorie (a) est donc entièrement autonome, sans aucune dépendance au plugin Accounts.</w:t>
       </w:r>
     </w:p>
     <w:p>
@@ -1222,26 +1172,6 @@
       </w:r>
       <w:r>
         <w:t xml:space="preserve">— stocké dans le plugin Accounts, sous plusieurs catégories de comptes distinctes (à formaliser précisément en jalon 0, avec les groupes d'accès GLPI associés à chacune) :</w:t>
-      </w:r>
-    </w:p>
-    <w:p>
-      <w:pPr>
-        <w:pStyle w:val="ListParagraph"/>
-        <w:numPr>
-          <w:ilvl w:val="0"/>
-          <w:numId w:val="1"/>
-        </w:numPr>
-        <w:spacing w:after="80"/>
-      </w:pPr>
-      <w:r>
-        <w:rPr>
-          <w:b/>
-          <w:bCs/>
-        </w:rPr>
-        <w:t xml:space="preserve">Clé(s) de chiffrement </w:t>
-      </w:r>
-      <w:r>
-        <w:t xml:space="preserve">protégeant les identifiants de la catégorie (a) — jamais stockées dans la même table ni le même espace que les données qu'elles chiffrent, contrairement à DNSManager qui garde sa clé de chiffrement dans sa propre table de config, à côté des données qu'elle protège.</w:t>
       </w:r>
     </w:p>
     <w:p>
@@ -1348,33 +1278,33 @@
         <w:spacing w:after="80"/>
       </w:pPr>
       <w:r>
-        <w:t xml:space="preserve">Si le plugin BackupGestion est désinstallé, seule la catégorie (a) est perdue (le hook de désinstallation supprime les tables du plugin, comme dans DNSManager). Tout ce qui est stocké dans Accounts (b) survit intact, totalement indépendant du cycle de vie de BackupGestion — le hook de désinstallation de BackupGestion ne doit jamais supprimer de comptes Accounts.</w:t>
-      </w:r>
-    </w:p>
-    <w:p>
-      <w:pPr>
-        <w:pStyle w:val="ListParagraph"/>
-        <w:numPr>
-          <w:ilvl w:val="0"/>
-          <w:numId w:val="1"/>
-        </w:numPr>
-        <w:spacing w:after="80"/>
-      </w:pPr>
-      <w:r>
-        <w:t xml:space="preserve">Un attaquant qui compromettrait uniquement la base de BackupGestion récupérerait des identifiants API chiffrés, mais pas la clé permettant de les déchiffrer (stockée ailleurs) — véritable défense en profondeur, plutôt qu'un chiffrement et sa clé cohabitant dans le même espace.</w:t>
-      </w:r>
-    </w:p>
-    <w:p>
-      <w:pPr>
-        <w:pStyle w:val="ListParagraph"/>
-        <w:numPr>
-          <w:ilvl w:val="0"/>
-          <w:numId w:val="1"/>
-        </w:numPr>
-        <w:spacing w:after="80"/>
-      </w:pPr>
-      <w:r>
-        <w:t xml:space="preserve">Si le plugin Accounts est absent ou désactivé, la clé de chiffrement devient inaccessible : BackupGestion ne peut plus déchiffrer les identifiants API existants ni en enregistrer de nouveaux. La synchro échoue proprement avec un message explicite plutôt que de se rabattre sur un stockage non protégé.</w:t>
+        <w:t xml:space="preserve">Si le plugin BackupGestion est désinstallé, seule la catégorie (a) est perdue (le hook de désinstallation supprime les tables du plugin). Tout ce qui est stocké dans Accounts (b) survit intact, totalement indépendant du cycle de vie de BackupGestion — le hook de désinstallation de BackupGestion ne doit jamais supprimer de comptes Accounts.</w:t>
+      </w:r>
+    </w:p>
+    <w:p>
+      <w:pPr>
+        <w:pStyle w:val="ListParagraph"/>
+        <w:numPr>
+          <w:ilvl w:val="0"/>
+          <w:numId w:val="1"/>
+        </w:numPr>
+        <w:spacing w:after="80"/>
+      </w:pPr>
+      <w:r>
+        <w:t xml:space="preserve">Un attaquant qui compromettrait uniquement la base de BackupGestion récupérerait des identifiants API chiffrés et un sel non secret, mais pas la clé elle-même — celle-ci n'existe nulle part en stockage, elle doit être recalculée avec le même algorithme et un accès équivalent à l'application (4.4 quater) : véritable défense en profondeur, plutôt qu'un chiffrement et sa clé cohabitant dans le même espace.</w:t>
+      </w:r>
+    </w:p>
+    <w:p>
+      <w:pPr>
+        <w:pStyle w:val="ListParagraph"/>
+        <w:numPr>
+          <w:ilvl w:val="0"/>
+          <w:numId w:val="1"/>
+        </w:numPr>
+        <w:spacing w:after="80"/>
+      </w:pPr>
+      <w:r>
+        <w:t xml:space="preserve">Si le plugin Accounts est absent ou désactivé, seule la catégorie (b) devient inaccessible (admin compte client, ressources de stockage, comptes techniques appareils). La catégorie (a) n'est pas concernée : la connexion API et les dashboards live (cœur fonctionnel de la V1) continuent de fonctionner normalement, la dérivation de clé étant totalement indépendante d'Accounts.</w:t>
       </w:r>
     </w:p>
     <w:p>
@@ -1389,7 +1319,7 @@
         <w:t xml:space="preserve">Nuance sur la mise en cache : </w:t>
       </w:r>
       <w:r>
-        <w:t xml:space="preserve">"jamais mise en cache persistante en clair" signifie jamais en base ni sur disque. En revanche, la clé de déchiffrement peut être conservée en cache de session PHP, avec un timeout configurable, le temps d'une série d'opérations de même nature (ex : création de plusieurs espaces de stockage à la suite) — voir section 4.4 ter pour le détail de ce mécanisme.</w:t>
+        <w:t xml:space="preserve">"jamais mise en cache persistante en clair" signifie jamais en base ni sur disque. Ceci concerne exclusivement la catégorie (b) : la clé de déchiffrement Accounts peut être conservée en cache de session PHP, avec un timeout configurable, le temps d'une série d'opérations de même nature (ex : création de plusieurs espaces de stockage à la suite) — voir section 4.4 ter pour le détail de ce mécanisme. La catégorie (a), elle, ne connaît pas ce besoin de cache : sa clé se recalcule en une opération locale, sans coût ni requête externe.</w:t>
       </w:r>
     </w:p>
     <w:p>
@@ -1406,7 +1336,22 @@
         <w:spacing w:after="160"/>
       </w:pPr>
       <w:r>
-        <w:t xml:space="preserve">Architecture directement dérivée des conventions du plugin DNSManager (GLPI 11, namespaces PHP, Twig, hooks), pour cohérence et rapidité de développement.</w:t>
+        <w:t xml:space="preserve">Architecture technique standard GLPI 11 (namespaces PHP, Twig, hooks).</w:t>
+      </w:r>
+    </w:p>
+    <w:p>
+      <w:pPr>
+        <w:spacing w:after="160"/>
+      </w:pPr>
+      <w:r>
+        <w:rPr>
+          <w:b/>
+          <w:bCs/>
+        </w:rPr>
+        <w:t xml:space="preserve">Référence de conception (mention unique dans ce document) : </w:t>
+      </w:r>
+      <w:r>
+        <w:t xml:space="preserve">la gestion des comptes provider (CRUD, entités/récursivité, hooks d'installation) ainsi que le principe de stockage local chiffré des identifiants API (catégorie a) reprennent une base déjà utilisée dans le plugin DNSManager, développé précédemment par Luc Berthaud — avec une évolution pour BackupGestion : une clé de chiffrement dérivée par fiche (entité + utilisateur référent + sel, voir 4.4 quater) plutôt qu'une clé globale unique à l'instance. Cette réutilisation vise la cohérence et la rapidité de développement ; les deux plugins restent néanmoins totalement indépendants l'un de l'autre — DNSManager n'est pas une dépendance de BackupGestion, et ses évolutions futures ne profitent pas automatiquement à ce plugin.</w:t>
       </w:r>
     </w:p>
     <w:p>
@@ -1714,7 +1659,7 @@
                 <w:sz w:val="20"/>
                 <w:szCs w:val="20"/>
               </w:rPr>
-              <w:t xml:space="preserve">Dépendance forte</w:t>
+              <w:t xml:space="preserve">Dépendance</w:t>
             </w:r>
           </w:p>
         </w:tc>
@@ -1738,7 +1683,7 @@
                 <w:sz w:val="20"/>
                 <w:szCs w:val="20"/>
               </w:rPr>
-              <w:t xml:space="preserve">Plugin Accounts (InfotelGLPI/accounts) — requis, pas optionnel</w:t>
+              <w:t xml:space="preserve">Plugin Accounts (InfotelGLPI/accounts) — requis uniquement pour la catégorie (b) (admin compte client, ressources de stockage, comptes techniques appareils). Le cœur fonctionnel de la V1 (connexion API, dashboards live) ne dépend plus d'Accounts depuis la clarification du mécanisme de clé (3.3, 4.4 quater).</w:t>
             </w:r>
           </w:p>
         </w:tc>
@@ -1790,7 +1735,7 @@
                 <w:sz w:val="20"/>
                 <w:szCs w:val="20"/>
               </w:rPr>
-              <w:t xml:space="preserve">Plugin Fields (pour exposer Provider en champ additionnel, comme DNSManager)</w:t>
+              <w:t xml:space="preserve">Plugin Fields (pour exposer Provider en champ additionnel)</w:t>
             </w:r>
           </w:p>
         </w:tc>
@@ -1923,7 +1868,20 @@
           <w:sz w:val="18"/>
           <w:szCs w:val="18"/>
         </w:rPr>
-        <w:t xml:space="preserve">│   ├── AccountsVault.php     (accès Accounts, cache de session — catégorie b)</w:t>
+        <w:t xml:space="preserve">│   ├── KeyDerivation.php     (dérivation locale de la clé — catégorie a, sans Accounts)</w:t>
+      </w:r>
+    </w:p>
+    <w:p>
+      <w:pPr>
+        <w:spacing w:after="40"/>
+      </w:pPr>
+      <w:r>
+        <w:rPr>
+          <w:rFonts w:ascii="Consolas" w:cs="Consolas" w:eastAsia="Consolas" w:hAnsi="Consolas"/>
+          <w:sz w:val="18"/>
+          <w:szCs w:val="18"/>
+        </w:rPr>
+        <w:t xml:space="preserve">│   ├── AccountsVault.php     (accès Accounts, cache de session — catégorie b uniquement)</w:t>
       </w:r>
     </w:p>
     <w:p>
@@ -2265,7 +2223,7 @@
                 <w:sz w:val="20"/>
                 <w:szCs w:val="20"/>
               </w:rPr>
-              <w:t xml:space="preserve">entities_id, is_recursive, backupgestion_providers_id_parent (arbre revendeur), acronis_tenant_id (identité réelle du tenant), connection_failure_since (nullable, suivi des échecs — 4.4) ; comptes Accounts rattachés côté Accounts, pas de FK locale</w:t>
+              <w:t xml:space="preserve">entities_id, is_recursive, backupgestion_providers_id_parent (arbre revendeur), acronis_tenant_id (identité réelle du tenant), connection_failure_since (nullable, suivi des échecs — 4.4), key_salt (sel aléatoire non secret — 4.4 quater), users_id_keyowner + keyowner_name + keyowner_email (référent pour la dérivation de clé, snapshot figé à la création), entity_name_snapshot (idem pour l'entité) ; comptes Accounts rattachés côté Accounts, pas de FK locale</w:t>
             </w:r>
           </w:p>
         </w:tc>
@@ -2342,7 +2300,7 @@
                 <w:sz w:val="20"/>
                 <w:szCs w:val="20"/>
               </w:rPr>
-              <w:t xml:space="preserve">providers_id ; cred_key/cred_value chiffré (clé en catégorie b, dans Accounts)</w:t>
+              <w:t xml:space="preserve">providers_id ; cred_key/cred_value chiffré (clé non stockée, dérivée à la volée — 4.4 quater)</w:t>
             </w:r>
           </w:p>
         </w:tc>
@@ -2416,7 +2374,7 @@
                 <w:sz w:val="20"/>
                 <w:szCs w:val="20"/>
               </w:rPr>
-              <w:t xml:space="preserve">config_key/config_value — ID du compte Accounts porteur de la clé, empreinte, mapping accounttype, timeout session…</w:t>
+              <w:t xml:space="preserve">config_key/config_value — empreinte Accounts par défaut, mapping accounttype, timeout session (catégorie b uniquement, 4.4 ter)…</w:t>
             </w:r>
           </w:p>
         </w:tc>
@@ -2729,7 +2687,7 @@
         <w:spacing w:after="160"/>
       </w:pPr>
       <w:r>
-        <w:t xml:space="preserve">Le champ générique itemtype/items_id (plutôt qu'une FK figée vers Computer) permet de rattacher un appareil ou un stockage à n'importe quel type d'équipement GLPI (Ordinateur, Équipement réseau, ou tout autre itemtype pertinent), à l'image de l'usage déjà fait de champs génériques dans l'écosystème des plugins GLPI. Notez que glpi_plugin_backupgestion_credentials ne contient jamais la clé de chiffrement elle-même (catégorie b), uniquement les valeurs chiffrées par cette clé.</w:t>
+        <w:t xml:space="preserve">Le champ générique itemtype/items_id (plutôt qu'une FK figée vers Computer) permet de rattacher un appareil ou un stockage à n'importe quel type d'équipement GLPI (Ordinateur, Équipement réseau, ou tout autre itemtype pertinent), à l'image de l'usage déjà fait de champs génériques dans l'écosystème des plugins GLPI. Notez que glpi_plugin_backupgestion_credentials ne contient jamais la clé de chiffrement elle-même : elle n'est stockée nulle part, ni localement ni dans Accounts, mais recalculée à la volée (3.3, 4.4 quater) — la table ne contient que les valeurs chiffrées et le sel non secret ayant servi à la dérivation.</w:t>
       </w:r>
     </w:p>
     <w:p>
@@ -2746,7 +2704,7 @@
         <w:spacing w:after="160"/>
       </w:pPr>
       <w:r>
-        <w:t xml:space="preserve">Oui, gérée au niveau du plugin, sur le même modèle que DNSManager :</w:t>
+        <w:t xml:space="preserve">Oui, gérée au niveau du plugin :</w:t>
       </w:r>
     </w:p>
     <w:p>
@@ -2766,7 +2724,7 @@
         <w:t xml:space="preserve">Compte provider (Provider) — </w:t>
       </w:r>
       <w:r>
-        <w:t xml:space="preserve">porte entities_id et is_recursive, avec maybeRecursive() = true, canRecurs() basé sur le droit CREATE, et isEntityAssign() = true. Un provider créé dans une entité racine avec la case "Sous-entités" activée est utilisable pour synchroniser des équipements situés dans ses sous-entités — exactement le comportement de la classe Account de DNSManager.</w:t>
+        <w:t xml:space="preserve">porte entities_id et is_recursive, avec maybeRecursive() = true, canRecurs() basé sur le droit CREATE, et isEntityAssign() = true. Un provider créé dans une entité racine avec la case "Sous-entités" activée est utilisable pour synchroniser des équipements situés dans ses sous-entités.</w:t>
       </w:r>
     </w:p>
     <w:p>
@@ -2997,7 +2955,7 @@
           <w:iCs/>
           <w:color w:val="595959"/>
         </w:rPr>
-        <w:t xml:space="preserve">Reste à confirmer en jalon 0 : l'endpoint Acronis exact permettant de lister les tenants enfants d'un compte revendeur.</w:t>
+        <w:t xml:space="preserve">D'après la lecture de la documentation API par Luc, il n'y a pas de distinction particulière à ce niveau : la hiérarchie des tenants s'obtient via les endpoints standards de gestion des tenants, sans endpoint séparé dédié aux "enfants d'un revendeur". Ce point n'est donc plus un risque identifié ; sa vérification fine reste simplement incluse dans le PoC de connexion API du jalon 0, comme pour tous les autres endpoints utilisés par le plugin.</w:t>
       </w:r>
     </w:p>
     <w:p>
@@ -3014,7 +2972,7 @@
         <w:spacing w:after="160"/>
       </w:pPr>
       <w:r>
-        <w:t xml:space="preserve">Reprise à l'identique du principe ProviderInterface / ProviderFactory de DNSManager :</w:t>
+        <w:t xml:space="preserve">Principe ProviderInterface / ProviderFactory (contrat commun multi-provider) :</w:t>
       </w:r>
     </w:p>
     <w:p>
@@ -3206,7 +3164,7 @@
         <w:spacing w:after="160"/>
       </w:pPr>
       <w:r>
-        <w:t xml:space="preserve">Le plugin DNSManager utilise déjà \GlpiPlugin\Accounts\Account pour rattacher des contacts (administrateur/technicien/financier) à un compte DNS, via un dropdown filtré par type de compte. BackupGestion réutilise cette intégration, avec un type de compte Accounts dédié par catégorie de secret listée en 3.3(b) :</w:t>
+        <w:t xml:space="preserve">Le plugin Accounts expose une classe \GlpiPlugin\Accounts\Account permettant de rattacher un compte à n'importe quel objet GLPI, via un dropdown filtré par type de compte. BackupGestion s'appuie sur ce mécanisme pour la catégorie (b) uniquement, avec un type de compte Accounts dédié par catégorie de secret listée en 3.3(b) — la catégorie (a) (identifiants API) n'est jamais stockée dans Accounts et ne fait l'objet d'aucun compte Accounts (voir 4.4 quater pour son mécanisme propre) :</w:t>
       </w:r>
     </w:p>
     <w:p>
@@ -3223,10 +3181,10 @@
           <w:b/>
           <w:bCs/>
         </w:rPr>
-        <w:t xml:space="preserve">Clé technique BackupGestion — </w:t>
-      </w:r>
-      <w:r>
-        <w:t xml:space="preserve">un seul compte global, créé automatiquement à l'installation du plugin s'il n'existe pas déjà (login fixe, mot de passe = clé AES générée aléatoirement). Son ID est mémorisé dans glpi_plugin_backupgestion_configs. Lu à chaque opération de chiffrement/déchiffrement des identifiants API (catégorie a), jamais mis en cache en clair au-delà de la requête en cours.</w:t>
+        <w:t xml:space="preserve">Admin compte client Acronis — </w:t>
+      </w:r>
+      <w:r>
+        <w:t xml:space="preserve">un compte par tenant, rattaché au compte provider BackupGestion correspondant.</w:t>
       </w:r>
     </w:p>
     <w:p>
@@ -3243,10 +3201,10 @@
           <w:b/>
           <w:bCs/>
         </w:rPr>
-        <w:t xml:space="preserve">Admin compte client Acronis — </w:t>
-      </w:r>
-      <w:r>
-        <w:t xml:space="preserve">un compte par tenant, rattaché au compte provider BackupGestion correspondant.</w:t>
+        <w:t xml:space="preserve">Ressources de stockage (NAS / serveur Acronis / S3 type Wasabi) — </w:t>
+      </w:r>
+      <w:r>
+        <w:t xml:space="preserve">un compte par ressource de stockage, rattaché à l'équipement GLPI ou à l'espace de stockage BackupGestion concerné (section 3.2), via le mécanisme d'association standard d'Accounts (itemtype/items_id).</w:t>
       </w:r>
     </w:p>
     <w:p>
@@ -3263,10 +3221,36 @@
           <w:b/>
           <w:bCs/>
         </w:rPr>
-        <w:t xml:space="preserve">Ressources de stockage (NAS / serveur Acronis / S3 type Wasabi) — </w:t>
-      </w:r>
-      <w:r>
-        <w:t xml:space="preserve">un compte par ressource de stockage, rattaché à l'équipement GLPI ou à l'espace de stockage BackupGestion concerné (section 3.2), via le mécanisme d'association standard d'Accounts (itemtype/items_id).</w:t>
+        <w:t xml:space="preserve">Comptes techniques par appareil sauvegardé (si retenu) — </w:t>
+      </w:r>
+      <w:r>
+        <w:t xml:space="preserve">rattachés à l'équipement GLPI concerné. Ces comptes ne sont pas consommés techniquement par la synchro : ils sont saisis et consultés manuellement, à titre d'inventaire/documentation IT.</w:t>
+      </w:r>
+    </w:p>
+    <w:p>
+      <w:pPr>
+        <w:pStyle w:val="ListParagraph"/>
+        <w:numPr>
+          <w:ilvl w:val="0"/>
+          <w:numId w:val="1"/>
+        </w:numPr>
+        <w:spacing w:after="80"/>
+      </w:pPr>
+      <w:r>
+        <w:t xml:space="preserve">Vérification de disponibilité systématique : class_exists('\\GlpiPlugin\\Accounts\\Account') avant toute opération sensible (chiffrement, déchiffrement, création de compte).</w:t>
+      </w:r>
+    </w:p>
+    <w:p>
+      <w:pPr>
+        <w:pStyle w:val="ListParagraph"/>
+        <w:numPr>
+          <w:ilvl w:val="0"/>
+          <w:numId w:val="1"/>
+        </w:numPr>
+        <w:spacing w:after="80"/>
+      </w:pPr>
+      <w:r>
+        <w:t xml:space="preserve">Création des types de compte dédiés dans glpi_plugin_accounts_accounttypes lors de l'installation du plugin.</w:t>
       </w:r>
     </w:p>
     <w:p>
@@ -3283,56 +3267,25 @@
           <w:b/>
           <w:bCs/>
         </w:rPr>
-        <w:t xml:space="preserve">Comptes techniques par appareil sauvegardé (si retenu) — </w:t>
-      </w:r>
-      <w:r>
-        <w:t xml:space="preserve">rattachés à l'équipement GLPI concerné. Ces comptes ne sont pas consommés techniquement par la synchro : ils sont saisis et consultés manuellement, à titre d'inventaire/documentation IT.</w:t>
-      </w:r>
-    </w:p>
-    <w:p>
-      <w:pPr>
-        <w:pStyle w:val="ListParagraph"/>
-        <w:numPr>
-          <w:ilvl w:val="0"/>
-          <w:numId w:val="1"/>
-        </w:numPr>
-        <w:spacing w:after="80"/>
-      </w:pPr>
-      <w:r>
-        <w:t xml:space="preserve">Vérification de disponibilité systématique : class_exists('\\GlpiPlugin\\Accounts\\Account') avant toute opération sensible (chiffrement, déchiffrement, création de compte).</w:t>
-      </w:r>
-    </w:p>
-    <w:p>
-      <w:pPr>
-        <w:pStyle w:val="ListParagraph"/>
-        <w:numPr>
-          <w:ilvl w:val="0"/>
-          <w:numId w:val="1"/>
-        </w:numPr>
-        <w:spacing w:after="80"/>
-      </w:pPr>
-      <w:r>
-        <w:t xml:space="preserve">Création des types de compte dédiés dans glpi_plugin_accounts_accounttypes lors de l'installation du plugin, comme le fait DNSManager pour son type "Fournisseur".</w:t>
-      </w:r>
-    </w:p>
-    <w:p>
-      <w:pPr>
-        <w:pStyle w:val="ListParagraph"/>
-        <w:numPr>
-          <w:ilvl w:val="0"/>
-          <w:numId w:val="1"/>
-        </w:numPr>
-        <w:spacing w:after="80"/>
+        <w:t xml:space="preserve">Groupes d'accès — </w:t>
+      </w:r>
+      <w:r>
+        <w:t xml:space="preserve">pas de mécanisme spécifique à développer : la segmentation repose sur les champs natifs "Groupe concerné" et "Groupe responsable" de la fiche Accounts (4.4 bis), pré-remplis depuis la configuration du provider. Confirmé par Luc : le plugin Accounts gère nativement cette segmentation par groupe. Il propose même une gestion de la clé de chiffrement par entité pour ses propres comptes (catégorie b) — complémentaire, mais sans lien avec la dérivation de clé locale de la catégorie (a), qui est déjà nativement rattachée à l'entité du provider (4.4 quater).</w:t>
+      </w:r>
+    </w:p>
+    <w:p>
+      <w:pPr>
+        <w:spacing w:after="160"/>
       </w:pPr>
       <w:r>
         <w:rPr>
           <w:b/>
           <w:bCs/>
         </w:rPr>
-        <w:t xml:space="preserve">Groupes d'accès — </w:t>
-      </w:r>
-      <w:r>
-        <w:t xml:space="preserve">pas de mécanisme spécifique à développer : la segmentation repose sur les champs natifs "Groupe concerné" et "Groupe responsable" de la fiche Accounts (4.4 bis), pré-remplis depuis la configuration du provider. Si les droits natifs du plugin Accounts respectent bien ces champs pour restreindre la visibilité (comportement standard GLPI pour ce type de champ, à confirmer techniquement en jalon 0), la segmentation est obtenue gratuitement, sans rien construire côté BackupGestion.</w:t>
+        <w:t xml:space="preserve">Suppression d'un provider — modèle unifié, repensé avec l'architecture live query (précisé avec Luc) : </w:t>
+      </w:r>
+      <w:r>
+        <w:t xml:space="preserve">la quasi-totalité des données affichées n'étant jamais stockée localement (2.1), il ne reste à gérer que les tables de liaison locales (rattachements, storage_accounts) — les comptes Accounts, eux, ne sont JAMAIS supprimés par BackupGestion, en toute circonstance, conformément au principe de fragmentation (3.3). Si un provider disparaît ou devient inaccessible, l'affichage live s'arrête de lui-même : les accès sont donc "naturellement" gérés, sans mécanisme de nettoyage Accounts à construire. Un seul traitement de suppression suffit — plus besoin de l'action distincte "Suppression définitive" envisagée précédemment ; si quelqu'un veut réellement purger des comptes Accounts abandonnés, cela reste une action volontaire et séparée, prise directement dans le plugin Accounts.</w:t>
       </w:r>
     </w:p>
     <w:p>
@@ -3344,25 +3297,30 @@
           <w:b/>
           <w:bCs/>
         </w:rPr>
-        <w:t xml:space="preserve">Suppression d'un provider — modèle unifié, repensé avec l'architecture live query (précisé avec Luc) : </w:t>
-      </w:r>
-      <w:r>
-        <w:t xml:space="preserve">la quasi-totalité des données affichées n'étant jamais stockée localement (2.1), il ne reste à gérer que les tables de liaison locales (rattachements, storage_accounts) — les comptes Accounts, eux, ne sont JAMAIS supprimés par BackupGestion, en toute circonstance, conformément au principe de fragmentation (3.3). Si un provider disparaît ou devient inaccessible, l'affichage live s'arrête de lui-même : les accès sont donc "naturellement" gérés, sans mécanisme de nettoyage Accounts à construire. Un seul traitement de suppression suffit — plus besoin de l'action distincte "Suppression définitive" envisagée précédemment ; si quelqu'un veut réellement purger des comptes Accounts abandonnés, cela reste une action volontaire et séparée, prise directement dans le plugin Accounts.</w:t>
-      </w:r>
-    </w:p>
-    <w:p>
-      <w:pPr>
-        <w:spacing w:after="160"/>
+        <w:t xml:space="preserve">a) Suppression déclenchée dans GLPI — </w:t>
+      </w:r>
+      <w:r>
+        <w:t xml:space="preserve">traitement standard (corbeille puis purge GLPI classique) : supprime le provider et ses seules tables de liaison locales (device_links, rattachements de stockage le concernant), sans jamais toucher aux comptes Accounts. Cascade sur les enfants (arbre de la section 4.2 ter) :</w:t>
+      </w:r>
+    </w:p>
+    <w:p>
+      <w:pPr>
+        <w:pStyle w:val="ListParagraph"/>
+        <w:numPr>
+          <w:ilvl w:val="0"/>
+          <w:numId w:val="1"/>
+        </w:numPr>
+        <w:spacing w:after="80"/>
       </w:pPr>
       <w:r>
         <w:rPr>
           <w:b/>
           <w:bCs/>
         </w:rPr>
-        <w:t xml:space="preserve">a) Suppression déclenchée dans GLPI — </w:t>
-      </w:r>
-      <w:r>
-        <w:t xml:space="preserve">traitement standard (corbeille puis purge GLPI classique) : supprime le provider et ses seules tables de liaison locales (device_links, rattachements de stockage le concernant), sans jamais toucher aux comptes Accounts. Cascade sur les enfants (arbre de la section 4.2 ter) :</w:t>
+        <w:t xml:space="preserve">Enfant sans provider indépendant </w:t>
+      </w:r>
+      <w:r>
+        <w:t xml:space="preserve">(uniquement découvert via les identifiants du parent, aucune ligne propre dans glpi_plugin_backupgestion_credentials) → supprimé en cascade avec le parent, exactement comme une suppression manuelle du même enfant.</w:t>
       </w:r>
     </w:p>
     <w:p>
@@ -3379,45 +3337,45 @@
           <w:b/>
           <w:bCs/>
         </w:rPr>
-        <w:t xml:space="preserve">Enfant sans provider indépendant </w:t>
-      </w:r>
-      <w:r>
-        <w:t xml:space="preserve">(uniquement découvert via les identifiants du parent, aucune ligne propre dans glpi_plugin_backupgestion_credentials) → supprimé en cascade avec le parent, exactement comme une suppression manuelle du même enfant.</w:t>
-      </w:r>
-    </w:p>
-    <w:p>
-      <w:pPr>
-        <w:pStyle w:val="ListParagraph"/>
-        <w:numPr>
-          <w:ilvl w:val="0"/>
-          <w:numId w:val="1"/>
-        </w:numPr>
-        <w:spacing w:after="80"/>
+        <w:t xml:space="preserve">Enfant avec provider indépendant </w:t>
+      </w:r>
+      <w:r>
+        <w:t xml:space="preserve">(ses propres identifiants API) → non supprimé ; seul le lien parent-enfant (backupgestion_providers_id_parent) est retiré. L'enfant reste pleinement fonctionnel de son côté ; une notification GLPI ("maintien") informe son responsable que la gestion par le tenant racine a cessé.</w:t>
+      </w:r>
+    </w:p>
+    <w:p>
+      <w:pPr>
+        <w:spacing w:after="160"/>
       </w:pPr>
       <w:r>
         <w:rPr>
           <w:b/>
           <w:bCs/>
         </w:rPr>
-        <w:t xml:space="preserve">Enfant avec provider indépendant </w:t>
-      </w:r>
-      <w:r>
-        <w:t xml:space="preserve">(ses propres identifiants API) → non supprimé ; seul le lien parent-enfant (backupgestion_providers_id_parent) est retiré. L'enfant reste pleinement fonctionnel de son côté ; une notification GLPI ("maintien") informe son responsable que la gestion par le tenant racine a cessé.</w:t>
-      </w:r>
-    </w:p>
-    <w:p>
-      <w:pPr>
-        <w:spacing w:after="160"/>
+        <w:t xml:space="preserve">b) Non-accès au provider — </w:t>
+      </w:r>
+      <w:r>
+        <w:t xml:space="preserve">détecté par la tâche périodique de détection (4.7), deux cas à distinguer :</w:t>
+      </w:r>
+    </w:p>
+    <w:p>
+      <w:pPr>
+        <w:pStyle w:val="ListParagraph"/>
+        <w:numPr>
+          <w:ilvl w:val="0"/>
+          <w:numId w:val="1"/>
+        </w:numPr>
+        <w:spacing w:after="80"/>
       </w:pPr>
       <w:r>
         <w:rPr>
           <w:b/>
           <w:bCs/>
         </w:rPr>
-        <w:t xml:space="preserve">b) Non-accès au provider — </w:t>
-      </w:r>
-      <w:r>
-        <w:t xml:space="preserve">détecté par la tâche périodique de détection (4.7), deux cas à distinguer :</w:t>
+        <w:t xml:space="preserve">Le tenant a réellement disparu côté Acronis </w:t>
+      </w:r>
+      <w:r>
+        <w:t xml:space="preserve">(réponse API explicite de type "tenant introuvable/supprimé", à distinguer techniquement d'une simple erreur de connexion — point à confirmer en jalon 0) → traitement identique au (a), déclenché automatiquement par la tâche.</w:t>
       </w:r>
     </w:p>
     <w:p>
@@ -3434,10 +3392,10 @@
           <w:b/>
           <w:bCs/>
         </w:rPr>
-        <w:t xml:space="preserve">Le tenant a réellement disparu côté Acronis </w:t>
-      </w:r>
-      <w:r>
-        <w:t xml:space="preserve">(réponse API explicite de type "tenant introuvable/supprimé", à distinguer techniquement d'une simple erreur de connexion — point à confirmer en jalon 0) → traitement identique au (a), déclenché automatiquement par la tâche.</w:t>
+        <w:t xml:space="preserve">Erreur de connexion </w:t>
+      </w:r>
+      <w:r>
+        <w:t xml:space="preserve">(identifiants invalides, timeout, tenant temporairement injoignable) → un compteur de jours d'échec consécutifs est incrémenté à chaque exécution en échec (nouveau champ sur le provider). Au-delà d'un seuil paramétrable PAR PROVIDER (confirmé par Luc — pas un seuil global à l'instance), une notification GLPI demande si le compte doit être conservé : réponse "oui" → réinitialisation du compteur, surveillance normale reprend ; réponse "non" → traitement identique au (a).</w:t>
       </w:r>
     </w:p>
     <w:p>
@@ -3454,10 +3412,10 @@
           <w:b/>
           <w:bCs/>
         </w:rPr>
-        <w:t xml:space="preserve">Erreur de connexion </w:t>
-      </w:r>
-      <w:r>
-        <w:t xml:space="preserve">(identifiants invalides, timeout, tenant temporairement injoignable) → un compteur de jours d'échec consécutifs est incrémenté à chaque exécution en échec (nouveau champ sur le provider). Au-delà d'un seuil paramétrable, une notification GLPI demande si le compte doit être conservé : réponse "oui" → réinitialisation du compteur, surveillance normale reprend ; réponse "non" → traitement identique au (a).</w:t>
+        <w:t xml:space="preserve">Filet de sécurité — </w:t>
+      </w:r>
+      <w:r>
+        <w:t xml:space="preserve">comme toute suppression GLPI standard, ce traitement passe par la corbeille avant purge définitive : un provider supprimé à tort par ce mécanisme automatique reste restaurable.</w:t>
       </w:r>
     </w:p>
     <w:p>
@@ -3474,43 +3432,25 @@
           <w:b/>
           <w:bCs/>
         </w:rPr>
-        <w:t xml:space="preserve">Filet de sécurité — </w:t>
-      </w:r>
-      <w:r>
-        <w:t xml:space="preserve">comme toute suppression GLPI standard, ce traitement passe par la corbeille avant purge définitive : un provider supprimé à tort par ce mécanisme automatique reste restaurable.</w:t>
-      </w:r>
-    </w:p>
-    <w:p>
-      <w:pPr>
-        <w:pStyle w:val="ListParagraph"/>
-        <w:numPr>
-          <w:ilvl w:val="0"/>
-          <w:numId w:val="1"/>
-        </w:numPr>
-        <w:spacing w:after="80"/>
+        <w:t xml:space="preserve">Notifications — </w:t>
+      </w:r>
+      <w:r>
+        <w:t xml:space="preserve">implémentées via le système natif de notifications GLPI (NotificationTemplate), gabarits multilingues comme tout autre événement GLPI standard, sans système de mail spécifique au plugin. Deux événements : "maintien" (enfant indépendant dont le lien parent est retiré) et "confirmation de maintien" (après échec de connexion prolongé).</w:t>
+      </w:r>
+    </w:p>
+    <w:p>
+      <w:pPr>
+        <w:spacing w:after="160"/>
       </w:pPr>
       <w:r>
         <w:rPr>
           <w:b/>
           <w:bCs/>
         </w:rPr>
-        <w:t xml:space="preserve">Notifications — </w:t>
-      </w:r>
-      <w:r>
-        <w:t xml:space="preserve">implémentées via le système natif de notifications GLPI (NotificationTemplate), gabarits multilingues comme tout autre événement GLPI standard, sans système de mail spécifique au plugin. Deux événements : "maintien" (enfant indépendant dont le lien parent est retiré) et "confirmation de maintien" (après échec de connexion prolongé).</w:t>
-      </w:r>
-    </w:p>
-    <w:p>
-      <w:pPr>
-        <w:spacing w:after="160"/>
-      </w:pPr>
-      <w:r>
-        <w:rPr>
-          <w:i/>
-          <w:iCs/>
-          <w:color w:val="595959"/>
-        </w:rPr>
-        <w:t xml:space="preserve">Point à valider en jalon 0 : méthodes exactes exposées par le plugin Accounts pour créer/lire un compte par programmation (classe \GlpiPlugin\Accounts\Account, champs login/password, gestion du hash de chiffrement, association itemtype/items_id, gestion des groupes d'accès) — à confirmer par lecture du code source du plugin (github.com/InfotelGLPI/accounts) lors du cadrage technique.</w:t>
+        <w:t xml:space="preserve">Confirmé par lecture du code source (github.com/InfotelGLPI/accounts, fourni par Luc) : </w:t>
+      </w:r>
+      <w:r>
+        <w:t xml:space="preserve">Account étend CommonDBTM (add()/update()/delete() standards) ; l'association itemtype/items_id se fait via la classe séparée Account_Item (table glpi_plugin_accounts_accounts_items), avec des helpers dédiés (Account_Item::add(), ::deleteItemByAccountsAndItem()) ; les champs confirmés incluent notamment plugin_accounts_hashes_id (empreinte), encrypted_password, plugin_accounts_accounttypes_id, entities_id/is_recursive, users_id (utilisateur concerné), users_id_tech (technicien responsable), groups_id/groups_id_tech (groupe concerné/responsable), is_helpdesk_visible (associable à un ticket) — cohérent avec le tableau de pré-remplissage (4.4 bis). Le chiffrement interne d'Accounts (AccountCrypto, format v2 authentifié AES-256-CTR + HMAC) dérive sa clé d'une "empreinte" saisie par un humain, distincte par entité (table AesKey liée à glpi_plugin_accounts_hashes) — c'est précisément ce mécanisme, propre à Accounts et à ses propres secrets de catégorie (b), qui nécessite une saisie interactive et justifie que la catégorie (a) s'en affranchisse complètement (3.3, 4.4 quater).</w:t>
       </w:r>
     </w:p>
     <w:p>
@@ -3527,7 +3467,7 @@
         <w:spacing w:after="160"/>
       </w:pPr>
       <w:r>
-        <w:t xml:space="preserve">Chaque fois que BackupGestion crée un compte dans Accounts (clé technique, identifiants API, compte de stockage…), les champs de la fiche sont pré-remplis automatiquement selon les règles suivantes :</w:t>
+        <w:t xml:space="preserve">Chaque fois que BackupGestion crée un compte dans Accounts pour la catégorie (b) (admin compte client, compte de stockage, compte technique par appareil…), les champs de la fiche sont pré-remplis automatiquement selon les règles suivantes :</w:t>
       </w:r>
     </w:p>
     <w:tbl>
@@ -3698,7 +3638,7 @@
                 <w:sz w:val="20"/>
                 <w:szCs w:val="20"/>
               </w:rPr>
-              <w:t xml:space="preserve">Vide si le compte est de type "clé de chiffrement". Sinon, la valeur de login réelle. Si Accounts refuse une valeur vide/nulle, repli sur la chaîne littérale "vide".</w:t>
+              <w:t xml:space="preserve">La valeur de login réelle. Si Accounts refuse une valeur vide/nulle, repli sur la chaîne littérale "vide".</w:t>
             </w:r>
           </w:p>
         </w:tc>
@@ -3850,7 +3790,7 @@
                 <w:sz w:val="20"/>
                 <w:szCs w:val="20"/>
               </w:rPr>
-              <w:t xml:space="preserve">La valeur à protéger (identifiant API, login de stockage…), chiffrée avec la clé ci-dessus avant écriture.</w:t>
+              <w:t xml:space="preserve">La valeur à protéger (login de compte client, login de stockage…), chiffrée avec la clé ci-dessus avant écriture.</w:t>
             </w:r>
           </w:p>
         </w:tc>
@@ -3952,7 +3892,7 @@
                 <w:sz w:val="20"/>
                 <w:szCs w:val="20"/>
               </w:rPr>
-              <w:t xml:space="preserve">Mapping configuré dans le provider entre 3 cas logiques du plugin ("Clé de cryptage", "Login de sauvegarde", "Utilisateur") et les accounttypes réels existants dans l'instance GLPI cible — rend le plugin indépendant du paramétrage Accounts propre à chaque installation.</w:t>
+              <w:t xml:space="preserve">Mapping configuré dans le provider entre 3 cas logiques du plugin ("Admin compte client", "Ressource de stockage", "Compte technique appareil") et les accounttypes réels existants dans l'instance GLPI cible — rend le plugin indépendant du paramétrage Accounts propre à chaque installation.</w:t>
             </w:r>
           </w:p>
         </w:tc>
@@ -4530,11 +4470,24 @@
     </w:p>
     <w:p>
       <w:pPr>
+        <w:spacing w:after="160"/>
+      </w:pPr>
+      <w:r>
+        <w:rPr>
+          <w:i/>
+          <w:iCs/>
+          <w:color w:val="595959"/>
+        </w:rPr>
+        <w:t xml:space="preserve">Note de vocabulaire : les champs "Empreinte" et "Clé de chiffrement" ci-dessus sont des champs natifs de la fiche Accounts, propres au mécanisme de chiffrement interne d'Accounts pour les secrets de catégorie (b). Ils sont indépendants du mécanisme de dérivation de clé locale décrit en 4.4 quater, qui ne concerne que la catégorie (a) et n'implique jamais Accounts.</w:t>
+      </w:r>
+    </w:p>
+    <w:p>
+      <w:pPr>
         <w:pStyle w:val="Heading3"/>
         <w:spacing w:after="100" w:before="200"/>
       </w:pPr>
       <w:r>
-        <w:t xml:space="preserve">4.4 ter — Cache de session de la clé de déchiffrement</w:t>
+        <w:t xml:space="preserve">4.4 ter — Cache de session de la clé de déchiffrement Accounts (catégorie b)</w:t>
       </w:r>
     </w:p>
     <w:p>
@@ -4595,6 +4548,19 @@
       </w:pPr>
       <w:r>
         <w:t xml:space="preserve">Toute opération nécessitant la clé au-delà de ce délai déclenche une nouvelle demande/validation.</w:t>
+      </w:r>
+    </w:p>
+    <w:p>
+      <w:pPr>
+        <w:pStyle w:val="ListParagraph"/>
+        <w:numPr>
+          <w:ilvl w:val="0"/>
+          <w:numId w:val="1"/>
+        </w:numPr>
+        <w:spacing w:after="80"/>
+      </w:pPr>
+      <w:r>
+        <w:t xml:space="preserve">Ce cache concerne exclusivement la catégorie (b), stockée dans Accounts. La catégorie (a) (identifiants API) n'en a pas besoin : sa clé se recalcule localement à chaque usage (4.4 quater), sans coût ni dépendance à une session.</w:t>
       </w:r>
     </w:p>
     <w:p>
@@ -4603,40 +4569,22 @@
         <w:spacing w:after="100" w:before="200"/>
       </w:pPr>
       <w:r>
-        <w:t xml:space="preserve">4.5 Intégration aux équipements GLPI</w:t>
-      </w:r>
-    </w:p>
-    <w:p>
-      <w:pPr>
-        <w:pStyle w:val="ListParagraph"/>
-        <w:numPr>
-          <w:ilvl w:val="0"/>
-          <w:numId w:val="1"/>
-        </w:numPr>
-        <w:spacing w:after="80"/>
+        <w:t xml:space="preserve">4.4 quater — Dérivation locale de la clé protégeant les identifiants API (catégorie a)</w:t>
+      </w:r>
+    </w:p>
+    <w:p>
+      <w:pPr>
+        <w:spacing w:after="160"/>
       </w:pPr>
       <w:r>
         <w:rPr>
           <w:b/>
           <w:bCs/>
         </w:rPr>
-        <w:t xml:space="preserve">Algorithme de correspondance (Matcher) — </w:t>
-      </w:r>
-      <w:r>
-        <w:t xml:space="preserve">nom d'hôte, IP, MAC, numéro de série. Exécuté par la tâche périodique de détection (4.7), qui compare la liste des appareils renvoyée en direct par l'API à glpi_plugin_backupgestion_device_links : seul le résultat du rattachement (provider_ref ↔ items_id, match_status) est persisté, jamais les données descriptives de l'appareil.</w:t>
-      </w:r>
-    </w:p>
-    <w:p>
-      <w:pPr>
-        <w:pStyle w:val="ListParagraph"/>
-        <w:numPr>
-          <w:ilvl w:val="0"/>
-          <w:numId w:val="1"/>
-        </w:numPr>
-        <w:spacing w:after="80"/>
-      </w:pPr>
-      <w:r>
-        <w:t xml:space="preserve">Écran de mapping manuel (sur le modèle de domain.import.php) : liste des candidats détectés par la dernière exécution de la tâche périodique, association ou ignorance.</w:t>
+        <w:t xml:space="preserve">Clarifié avec Luc : </w:t>
+      </w:r>
+      <w:r>
+        <w:t xml:space="preserve">la tâche automatisée de détection (4.7) et, plus largement, toute opération portant sur les identifiants API (catégorie a) ne doivent faire appel à aucun compte Accounts — seule l'API Acronis est utilisée, avec des identifiants chiffrés localement. La clé de chiffrement de cette catégorie (a) n'est donc stockée nulle part, ni localement ni dans Accounts : elle est recalculée à la volée, de façon entièrement autonome, à chaque opération de chiffrement/déchiffrement.</w:t>
       </w:r>
     </w:p>
     <w:p>
@@ -4653,23 +4601,113 @@
           <w:b/>
           <w:bCs/>
         </w:rPr>
-        <w:t xml:space="preserve">Onglet "Sauvegarde" </w:t>
-      </w:r>
-      <w:r>
-        <w:t xml:space="preserve">ajouté sur la fiche équipement (getTabNameForItem) : si un rattachement existe dans glpi_plugin_backupgestion_device_links, l'onglet appelle l'API en direct avec le provider_ref connu pour afficher en temps réel le statut de protection, le dernier backup, le plan associé, un lien vers l'espace de stockage, et un lien vers le compte technique Accounts de l'appareil (section 3.3(b)) s'il existe — inspiré du bloc "Informations de synchronisation DNS" injecté par plugin_dnsmanager_post_item_form, mais sans données mises en cache localement au-delà de la session GLPI en cours.</w:t>
-      </w:r>
-    </w:p>
-    <w:p>
-      <w:pPr>
-        <w:pStyle w:val="ListParagraph"/>
-        <w:numPr>
-          <w:ilvl w:val="0"/>
-          <w:numId w:val="1"/>
-        </w:numPr>
-        <w:spacing w:after="80"/>
-      </w:pPr>
-      <w:r>
-        <w:t xml:space="preserve">Fiche espace de stockage : sélecteur d'équipement GLPI cible, avec suggestion automatique si nom correspondant.</w:t>
+        <w:t xml:space="preserve">Génération — </w:t>
+      </w:r>
+      <w:r>
+        <w:t xml:space="preserve">à la création d'un compte provider, un sel aléatoire (key_salt, ex. 32 octets via random_bytes) est généré et stocké en clair sur la fiche provider — un sel n'est pas un secret, il garantit simplement que deux providers avec des données par ailleurs identiques ne produisent jamais la même clé.</w:t>
+      </w:r>
+    </w:p>
+    <w:p>
+      <w:pPr>
+        <w:pStyle w:val="ListParagraph"/>
+        <w:numPr>
+          <w:ilvl w:val="0"/>
+          <w:numId w:val="1"/>
+        </w:numPr>
+        <w:spacing w:after="80"/>
+      </w:pPr>
+      <w:r>
+        <w:rPr>
+          <w:b/>
+          <w:bCs/>
+        </w:rPr>
+        <w:t xml:space="preserve">Dérivation — </w:t>
+      </w:r>
+      <w:r>
+        <w:t xml:space="preserve">clé AES-256 = HKDF-SHA256(IKM = keyowner_name + keyowner_email + entity_name_snapshot [3 colonnes figées sur le provider, jamais relues depuis glpi_users/glpi_entities], salt = key_salt, info = providers_id [séparation de contexte]). Algorithme retenu : HKDF-SHA256 (RFC 5869) plutôt que PBKDF2 — l'entropie vient déjà du sel aléatoire (256 bits), pas d'un secret humain à protéger du brute-force ; HKDF est plus rapide et son paramètre "info" lie proprement la clé au provider concerné. Implémentation native PHP via hash_hkdf(), sans dépendance externe.</w:t>
+      </w:r>
+    </w:p>
+    <w:p>
+      <w:pPr>
+        <w:pStyle w:val="ListParagraph"/>
+        <w:numPr>
+          <w:ilvl w:val="0"/>
+          <w:numId w:val="1"/>
+        </w:numPr>
+        <w:spacing w:after="80"/>
+      </w:pPr>
+      <w:r>
+        <w:rPr>
+          <w:b/>
+          <w:bCs/>
+        </w:rPr>
+        <w:t xml:space="preserve">Autonomie totale — </w:t>
+      </w:r>
+      <w:r>
+        <w:t xml:space="preserve">tous les ingrédients de la dérivation (entité, snapshot utilisateur, sel) sont disponibles localement, sans session utilisateur active ni appel à Accounts : la tâche périodique (4.7) peut donc déchiffrer/chiffrer les identifiants API de façon fiable, même sans utilisateur connecté.</w:t>
+      </w:r>
+    </w:p>
+    <w:p>
+      <w:pPr>
+        <w:pStyle w:val="ListParagraph"/>
+        <w:numPr>
+          <w:ilvl w:val="0"/>
+          <w:numId w:val="1"/>
+        </w:numPr>
+        <w:spacing w:after="80"/>
+      </w:pPr>
+      <w:r>
+        <w:rPr>
+          <w:b/>
+          <w:bCs/>
+        </w:rPr>
+        <w:t xml:space="preserve">Snapshot plutôt que lecture live — </w:t>
+      </w:r>
+      <w:r>
+        <w:t xml:space="preserve">le nom et l'e-mail de l'utilisateur référent, ainsi que le nom complet de l'entité, sont figés sur la fiche provider au moment de la génération, plutôt que relus depuis glpi_users/glpi_entities à chaque usage : si un simple attribut change ensuite (renommage de l'utilisateur, changement d'e-mail, renommage de l'entité), la clé dérivée reste stable et les secrets existants restent déchiffrables — seule une réaffectation de la référence elle-même pose problème (point suivant).</w:t>
+      </w:r>
+    </w:p>
+    <w:p>
+      <w:pPr>
+        <w:spacing w:after="160"/>
+      </w:pPr>
+      <w:r>
+        <w:rPr>
+          <w:b/>
+          <w:bCs/>
+        </w:rPr>
+        <w:t xml:space="preserve">Vu juste par Luc : </w:t>
+      </w:r>
+      <w:r>
+        <w:t xml:space="preserve">le figeage en snapshot ne protège que contre le changement d'un attribut (nom, e-mail) ; il ne protège pas contre un changement de la référence elle-même — un provider transféré vers une autre entité (entities_id modifié), ou un utilisateur référent réaffecté (users_id_keyowner modifié). Dans ces deux cas, un des ingrédients réels de la clé change, donc la clé dérivée change aussi : un re-chiffrement des identifiants API du provider est obligatoire au moment même du changement (déchiffrement avec l'ancienne clé, re-dérivation avec la nouvelle entité/le nouvel utilisateur référent, re-chiffrement). Si ce re-chiffrement échoue (ex. anomalie sur les valeurs source), le changement d'entité ou de référent est bloqué plutôt que de risquer une perte silencieuse des identifiants API.</w:t>
+      </w:r>
+    </w:p>
+    <w:p>
+      <w:pPr>
+        <w:spacing w:after="160"/>
+      </w:pPr>
+      <w:r>
+        <w:rPr>
+          <w:i/>
+          <w:iCs/>
+          <w:color w:val="595959"/>
+        </w:rPr>
+        <w:t xml:space="preserve">Ce n'est pas une improvisation : c'est exactement le mécanisme que le plugin Accounts applique déjà lui-même en interne lors d'un transfert d'entité d'un compte (vérifié par lecture de son code source, fournie par Luc : Account::processMassiveActionsForOneItemtype(), cas "transfer" — déchiffrement du mot de passe avec la clé de chiffrement de l'entité source, puis re-chiffrement avec celle de l'entité de destination, avec effacement explicite et message d'avertissement si aucune clé n'est trouvée côté destination plutôt qu'un mot de passe orphelin). BackupGestion reprend donc, pour la catégorie (a), un principe déjà validé et en production dans l'écosystème GLPI/Accounts — bonne nouvelle : pas besoin d'inventer un mécanisme nouveau, seulement de l'appliquer côté Provider/credentials.</w:t>
+      </w:r>
+    </w:p>
+    <w:p>
+      <w:pPr>
+        <w:spacing w:after="160"/>
+      </w:pPr>
+      <w:r>
+        <w:rPr>
+          <w:b/>
+          <w:bCs/>
+        </w:rPr>
+        <w:t xml:space="preserve">Utilisateur référent par défaut : </w:t>
+      </w:r>
+      <w:r>
+        <w:t xml:space="preserve">le créateur de la fiche provider (utilisateur GLPI connecté au moment de la création), avec un champ dédié permettant de le changer explicitement ensuite — un changement déclenche alors le re-chiffrement décrit ci-dessus, exactement comme un changement d'entité.</w:t>
       </w:r>
     </w:p>
     <w:p>
@@ -4678,35 +4716,110 @@
         <w:spacing w:after="100" w:before="200"/>
       </w:pPr>
       <w:r>
-        <w:t xml:space="preserve">4.6 Menu, droits, interface</w:t>
-      </w:r>
-    </w:p>
-    <w:p>
-      <w:pPr>
-        <w:pStyle w:val="ListParagraph"/>
-        <w:numPr>
-          <w:ilvl w:val="0"/>
-          <w:numId w:val="1"/>
-        </w:numPr>
-        <w:spacing w:after="80"/>
-      </w:pPr>
-      <w:r>
-        <w:t xml:space="preserve">Menu "Outils" &gt; "Sauvegardes" (liste des comptes provider, journal de synchro), comme DNSManager.</w:t>
-      </w:r>
-    </w:p>
-    <w:p>
-      <w:pPr>
-        <w:spacing w:after="160"/>
+        <w:t xml:space="preserve">4.5 Intégration aux équipements GLPI</w:t>
+      </w:r>
+    </w:p>
+    <w:p>
+      <w:pPr>
+        <w:pStyle w:val="ListParagraph"/>
+        <w:numPr>
+          <w:ilvl w:val="0"/>
+          <w:numId w:val="1"/>
+        </w:numPr>
+        <w:spacing w:after="80"/>
       </w:pPr>
       <w:r>
         <w:rPr>
           <w:b/>
           <w:bCs/>
         </w:rPr>
+        <w:t xml:space="preserve">Algorithme de correspondance (Matcher) — </w:t>
+      </w:r>
+      <w:r>
+        <w:t xml:space="preserve">nom d'hôte, IP, MAC, numéro de série. Exécuté par la tâche périodique de détection (4.7), qui compare la liste des appareils renvoyée en direct par l'API à glpi_plugin_backupgestion_device_links : seul le résultat du rattachement (provider_ref ↔ items_id, match_status) est persisté, jamais les données descriptives de l'appareil.</w:t>
+      </w:r>
+    </w:p>
+    <w:p>
+      <w:pPr>
+        <w:pStyle w:val="ListParagraph"/>
+        <w:numPr>
+          <w:ilvl w:val="0"/>
+          <w:numId w:val="1"/>
+        </w:numPr>
+        <w:spacing w:after="80"/>
+      </w:pPr>
+      <w:r>
+        <w:t xml:space="preserve">Écran de mapping manuel (sur le modèle de domain.import.php) : liste des candidats détectés par la dernière exécution de la tâche périodique, association ou ignorance.</w:t>
+      </w:r>
+    </w:p>
+    <w:p>
+      <w:pPr>
+        <w:pStyle w:val="ListParagraph"/>
+        <w:numPr>
+          <w:ilvl w:val="0"/>
+          <w:numId w:val="1"/>
+        </w:numPr>
+        <w:spacing w:after="80"/>
+      </w:pPr>
+      <w:r>
+        <w:rPr>
+          <w:b/>
+          <w:bCs/>
+        </w:rPr>
+        <w:t xml:space="preserve">Onglet "Sauvegarde" </w:t>
+      </w:r>
+      <w:r>
+        <w:t xml:space="preserve">ajouté sur la fiche équipement (getTabNameForItem) : si un rattachement existe dans glpi_plugin_backupgestion_device_links, l'onglet appelle l'API en direct avec le provider_ref connu pour afficher en temps réel le statut de protection, le dernier backup, le plan associé, un lien vers l'espace de stockage, et un lien vers le compte technique Accounts de l'appareil (section 3.3(b)) s'il existe — inspiré du bloc "Informations de synchronisation DNS" injecté par plugin_dnsmanager_post_item_form, mais sans données mises en cache localement au-delà de la session GLPI en cours.</w:t>
+      </w:r>
+    </w:p>
+    <w:p>
+      <w:pPr>
+        <w:pStyle w:val="ListParagraph"/>
+        <w:numPr>
+          <w:ilvl w:val="0"/>
+          <w:numId w:val="1"/>
+        </w:numPr>
+        <w:spacing w:after="80"/>
+      </w:pPr>
+      <w:r>
+        <w:t xml:space="preserve">Fiche espace de stockage : sélecteur d'équipement GLPI cible, avec suggestion automatique si nom correspondant.</w:t>
+      </w:r>
+    </w:p>
+    <w:p>
+      <w:pPr>
+        <w:pStyle w:val="Heading3"/>
+        <w:spacing w:after="100" w:before="200"/>
+      </w:pPr>
+      <w:r>
+        <w:t xml:space="preserve">4.6 Menu, droits, interface</w:t>
+      </w:r>
+    </w:p>
+    <w:p>
+      <w:pPr>
+        <w:pStyle w:val="ListParagraph"/>
+        <w:numPr>
+          <w:ilvl w:val="0"/>
+          <w:numId w:val="1"/>
+        </w:numPr>
+        <w:spacing w:after="80"/>
+      </w:pPr>
+      <w:r>
+        <w:t xml:space="preserve">Menu "Outils" &gt; "Sauvegardes" (liste des comptes provider, journal de détection).</w:t>
+      </w:r>
+    </w:p>
+    <w:p>
+      <w:pPr>
+        <w:spacing w:after="160"/>
+      </w:pPr>
+      <w:r>
+        <w:rPr>
+          <w:b/>
+          <w:bCs/>
+        </w:rPr>
         <w:t xml:space="preserve">Droits dédiés — </w:t>
       </w:r>
       <w:r>
-        <w:t xml:space="preserve">cinq droits indépendants, sur le modèle de la classe Right de DNSManager (chaque droit est un simple bit combinable dans n'importe quel profil GLPI par l'administrateur, ce n'est pas le plugin qui impose des "profils" figés) :</w:t>
+        <w:t xml:space="preserve">cinq droits indépendants (chaque droit est un simple bit combinable dans n'importe quel profil GLPI par l'administrateur, ce n'est pas le plugin qui impose des "profils" figés) :</w:t>
       </w:r>
     </w:p>
     <w:tbl>
@@ -5256,7 +5369,7 @@
         <w:t xml:space="preserve">Déclenchement — </w:t>
       </w:r>
       <w:r>
-        <w:t xml:space="preserve">tâche CRON GLPI (CronTask::register), fréquence configurable (proposition : horaire, comme DNSManager), plus un déclenchement manuel depuis la fiche provider (bouton dédié) pour ne pas dépendre uniquement du cron.</w:t>
+        <w:t xml:space="preserve">tâche CRON GLPI (CronTask::register), fréquence configurable (proposition : horaire), plus un déclenchement manuel depuis la fiche provider (bouton dédié) pour ne pas dépendre uniquement du cron.</w:t>
       </w:r>
     </w:p>
     <w:p>
@@ -5289,20 +5402,20 @@
         <w:spacing w:after="80"/>
       </w:pPr>
       <w:r>
-        <w:t xml:space="preserve">glpi_plugin_backupgestion_discovery_logs : historique par exécution (éléments détectés, rattachements automatiques, erreurs), consultable dans le plugin — remplace le Synclog complet de DNSManager, avec un périmètre plus restreint.</w:t>
-      </w:r>
-    </w:p>
-    <w:p>
-      <w:pPr>
-        <w:pStyle w:val="ListParagraph"/>
-        <w:numPr>
-          <w:ilvl w:val="0"/>
-          <w:numId w:val="1"/>
-        </w:numPr>
-        <w:spacing w:after="80"/>
-      </w:pPr>
-      <w:r>
-        <w:t xml:space="preserve">Gestion prudente des échecs partiels : un échec ponctuel sur une ressource ne doit jamais entraîner la suppression erronée d'un rattachement déjà connu (même principe de sécurité que la synchro DNS OVH dans DNSManager).</w:t>
+        <w:t xml:space="preserve">glpi_plugin_backupgestion_discovery_logs : historique par exécution (éléments détectés, rattachements automatiques, erreurs), consultable dans le plugin — journal dédié à cette tâche, à périmètre volontairement restreint.</w:t>
+      </w:r>
+    </w:p>
+    <w:p>
+      <w:pPr>
+        <w:pStyle w:val="ListParagraph"/>
+        <w:numPr>
+          <w:ilvl w:val="0"/>
+          <w:numId w:val="1"/>
+        </w:numPr>
+        <w:spacing w:after="80"/>
+      </w:pPr>
+      <w:r>
+        <w:t xml:space="preserve">Gestion prudente des échecs partiels : un échec ponctuel sur une ressource ne doit jamais entraîner la suppression erronée d'un rattachement déjà connu.</w:t>
       </w:r>
     </w:p>
     <w:p>
@@ -5314,10 +5427,10 @@
           <w:b/>
           <w:bCs/>
         </w:rPr>
-        <w:t xml:space="preserve">Risque à lever en priorité en jalon 0 (désormais un point dur, pas une option) : </w:t>
-      </w:r>
-      <w:r>
-        <w:t xml:space="preserve">cette tâche est confirmée nécessaire (Luc a tranché pour une tâche de fond périodique plutôt qu'un déclenchement manuel systématique), et elle tourne sans utilisateur connecté — donc sans possibilité de saisie/validation interactive de la clé de déchiffrement Accounts (4.4 ter). Si le mécanisme empreinte/clé de chiffrement d'Accounts exige une validation humaine à chaque usage, cette tâche ne pourra pas déchiffrer les identifiants API (catégorie a) de façon autonome. Deux issues à arbitrer selon ce que révèle l'étude du code Accounts en jalon 0 : (1) un compte technique "de service" dont la clé peut être lue par un processus serveur sans confirmation interactive, distinct des comptes nécessitant une validation humaine ; ou (2), si (1) s'avère impossible, un repli sur un déclenchement semi-automatique (rappel à un administrateur qui valide la clé périodiquement) plutôt qu'un cron totalement autonome. À trancher avant le jalon 3.</w:t>
+        <w:t xml:space="preserve">Résolu (clarifié avec Luc) : </w:t>
+      </w:r>
+      <w:r>
+        <w:t xml:space="preserve">cette tâche automatisée ne fait appel à AUCUN compte Accounts — elle n'utilise que l'API Acronis, dont les identifiants (catégorie a) sont chiffrés localement dans le plugin avec une clé dérivée localement (entité + utilisateur référent + sel, voir 4.4 quater), jamais stockée dans Accounts. Elle ne touche donc jamais aux comptes Accounts "métier" (admin compte client, ressources de stockage, etc.), et reste pleinement fonctionnelle même si Accounts est désactivé ou absent.</w:t>
       </w:r>
     </w:p>
     <w:p>
@@ -5495,387 +5608,16 @@
         <w:spacing w:after="160"/>
       </w:pPr>
       <w:r>
-        <w:t xml:space="preserve">La plupart des points initialement ouverts ont été tranchés avec Luc (nommage "Provider" confirmé, catégories de comptes Accounts = simple mapping accounttype déjà couvert en 4.4 bis, droits détaillés en 4.6, timeout de session à 15 min confirmé, affichage de la hiérarchie des tenants décidé en 4.2 ter). Restent réellement ouverts :</w:t>
-      </w:r>
-    </w:p>
-    <w:tbl>
-      <w:tblPr>
-        <w:tblW w:type="dxa" w:w="9350"/>
-        <w:tblBorders>
-          <w:top w:val="single" w:color="auto" w:sz="4"/>
-          <w:left w:val="single" w:color="auto" w:sz="4"/>
-          <w:bottom w:val="single" w:color="auto" w:sz="4"/>
-          <w:right w:val="single" w:color="auto" w:sz="4"/>
-          <w:insideH w:val="single" w:color="auto" w:sz="4"/>
-          <w:insideV w:val="single" w:color="auto" w:sz="4"/>
-        </w:tblBorders>
-      </w:tblPr>
-      <w:tblGrid>
-        <w:gridCol w:w="2600"/>
-        <w:gridCol w:w="6750"/>
-      </w:tblGrid>
-      <w:tr>
-        <w:trPr>
-          <w:tblHeader/>
-        </w:trPr>
-        <w:tc>
-          <w:tcPr>
-            <w:tcW w:type="dxa" w:w="2600"/>
-            <w:shd w:fill="1F3864" w:val="clear"/>
-            <w:tcMar>
-              <w:top w:type="dxa" w:w="80"/>
-              <w:left w:type="dxa" w:w="100"/>
-              <w:bottom w:type="dxa" w:w="80"/>
-              <w:right w:type="dxa" w:w="100"/>
-            </w:tcMar>
-            <w:vAlign w:val="center"/>
-          </w:tcPr>
-          <w:p>
-            <w:r>
-              <w:rPr>
-                <w:b/>
-                <w:bCs/>
-                <w:color w:val="FFFFFF"/>
-                <w:sz w:val="20"/>
-                <w:szCs w:val="20"/>
-              </w:rPr>
-              <w:t xml:space="preserve">Sujet</w:t>
-            </w:r>
-          </w:p>
-        </w:tc>
-        <w:tc>
-          <w:tcPr>
-            <w:tcW w:type="dxa" w:w="6750"/>
-            <w:shd w:fill="1F3864" w:val="clear"/>
-            <w:tcMar>
-              <w:top w:type="dxa" w:w="80"/>
-              <w:left w:type="dxa" w:w="100"/>
-              <w:bottom w:type="dxa" w:w="80"/>
-              <w:right w:type="dxa" w:w="100"/>
-            </w:tcMar>
-            <w:vAlign w:val="center"/>
-          </w:tcPr>
-          <w:p>
-            <w:r>
-              <w:rPr>
-                <w:b/>
-                <w:bCs/>
-                <w:color w:val="FFFFFF"/>
-                <w:sz w:val="20"/>
-                <w:szCs w:val="20"/>
-              </w:rPr>
-              <w:t xml:space="preserve">Question à trancher</w:t>
-            </w:r>
-          </w:p>
-        </w:tc>
-      </w:tr>
-      <w:tr>
-        <w:tc>
-          <w:tcPr>
-            <w:tcW w:type="dxa" w:w="2600"/>
-            <w:tcMar>
-              <w:top w:type="dxa" w:w="80"/>
-              <w:left w:type="dxa" w:w="100"/>
-              <w:bottom w:type="dxa" w:w="80"/>
-              <w:right w:type="dxa" w:w="100"/>
-            </w:tcMar>
-            <w:vAlign w:val="center"/>
-          </w:tcPr>
-          <w:p>
-            <w:r>
-              <w:rPr>
-                <w:b w:val="false"/>
-                <w:bCs w:val="false"/>
-                <w:color w:val="000000"/>
-                <w:sz w:val="20"/>
-                <w:szCs w:val="20"/>
-              </w:rPr>
-              <w:t xml:space="preserve">Seuil du compteur d'échecs de connexion</w:t>
-            </w:r>
-          </w:p>
-        </w:tc>
-        <w:tc>
-          <w:tcPr>
-            <w:tcW w:type="dxa" w:w="6750"/>
-            <w:tcMar>
-              <w:top w:type="dxa" w:w="80"/>
-              <w:left w:type="dxa" w:w="100"/>
-              <w:bottom w:type="dxa" w:w="80"/>
-              <w:right w:type="dxa" w:w="100"/>
-            </w:tcMar>
-            <w:vAlign w:val="center"/>
-          </w:tcPr>
-          <w:p>
-            <w:r>
-              <w:rPr>
-                <w:b w:val="false"/>
-                <w:bCs w:val="false"/>
-                <w:color w:val="000000"/>
-                <w:sz w:val="20"/>
-                <w:szCs w:val="20"/>
-              </w:rPr>
-              <w:t xml:space="preserve">Valeur par défaut du nombre de jours d'échecs consécutifs avant notification "confirmation de maintien" (4.4), et si ce seuil est paramétrable par provider ou global à l'instance du plugin.</w:t>
-            </w:r>
-          </w:p>
-        </w:tc>
-      </w:tr>
-      <w:tr>
-        <w:tc>
-          <w:tcPr>
-            <w:tcW w:type="dxa" w:w="2600"/>
-            <w:shd w:fill="F2F2F2" w:val="clear"/>
-            <w:tcMar>
-              <w:top w:type="dxa" w:w="80"/>
-              <w:left w:type="dxa" w:w="100"/>
-              <w:bottom w:type="dxa" w:w="80"/>
-              <w:right w:type="dxa" w:w="100"/>
-            </w:tcMar>
-            <w:vAlign w:val="center"/>
-          </w:tcPr>
-          <w:p>
-            <w:r>
-              <w:rPr>
-                <w:b w:val="false"/>
-                <w:bCs w:val="false"/>
-                <w:color w:val="000000"/>
-                <w:sz w:val="20"/>
-                <w:szCs w:val="20"/>
-              </w:rPr>
-              <w:t xml:space="preserve">Groupes d'accès Accounts</w:t>
-            </w:r>
-          </w:p>
-        </w:tc>
-        <w:tc>
-          <w:tcPr>
-            <w:tcW w:type="dxa" w:w="6750"/>
-            <w:shd w:fill="F2F2F2" w:val="clear"/>
-            <w:tcMar>
-              <w:top w:type="dxa" w:w="80"/>
-              <w:left w:type="dxa" w:w="100"/>
-              <w:bottom w:type="dxa" w:w="80"/>
-              <w:right w:type="dxa" w:w="100"/>
-            </w:tcMar>
-            <w:vAlign w:val="center"/>
-          </w:tcPr>
-          <w:p>
-            <w:r>
-              <w:rPr>
-                <w:b w:val="false"/>
-                <w:bCs w:val="false"/>
-                <w:color w:val="000000"/>
-                <w:sz w:val="20"/>
-                <w:szCs w:val="20"/>
-              </w:rPr>
-              <w:t xml:space="preserve">Résolu par les champs natifs "Groupe concerné"/"Groupe responsable" (4.4 bis). Reste à confirmer techniquement en jalon 0 que les droits natifs d'Accounts respectent bien ces champs pour restreindre la visibilité — sinon, retour à un mécanisme à construire.</w:t>
-            </w:r>
-          </w:p>
-        </w:tc>
-      </w:tr>
-      <w:tr>
-        <w:tc>
-          <w:tcPr>
-            <w:tcW w:type="dxa" w:w="2600"/>
-            <w:tcMar>
-              <w:top w:type="dxa" w:w="80"/>
-              <w:left w:type="dxa" w:w="100"/>
-              <w:bottom w:type="dxa" w:w="80"/>
-              <w:right w:type="dxa" w:w="100"/>
-            </w:tcMar>
-            <w:vAlign w:val="center"/>
-          </w:tcPr>
-          <w:p>
-            <w:r>
-              <w:rPr>
-                <w:b w:val="false"/>
-                <w:bCs w:val="false"/>
-                <w:color w:val="000000"/>
-                <w:sz w:val="20"/>
-                <w:szCs w:val="20"/>
-              </w:rPr>
-              <w:t xml:space="preserve">Accès Acronis de test</w:t>
-            </w:r>
-          </w:p>
-        </w:tc>
-        <w:tc>
-          <w:tcPr>
-            <w:tcW w:type="dxa" w:w="6750"/>
-            <w:tcMar>
-              <w:top w:type="dxa" w:w="80"/>
-              <w:left w:type="dxa" w:w="100"/>
-              <w:bottom w:type="dxa" w:w="80"/>
-              <w:right w:type="dxa" w:w="100"/>
-            </w:tcMar>
-            <w:vAlign w:val="center"/>
-          </w:tcPr>
-          <w:p>
-            <w:r>
-              <w:rPr>
-                <w:b w:val="false"/>
-                <w:bCs w:val="false"/>
-                <w:color w:val="000000"/>
-                <w:sz w:val="20"/>
-                <w:szCs w:val="20"/>
-              </w:rPr>
-              <w:t xml:space="preserve">À préparer par Luc. Attention : un tenant de test Acronis standard n'est actif que 15 jours ; à convertir en tenant payant "a minima" pour l'occasion si la recette dépasse ce délai.</w:t>
-            </w:r>
-          </w:p>
-        </w:tc>
-      </w:tr>
-      <w:tr>
-        <w:tc>
-          <w:tcPr>
-            <w:tcW w:type="dxa" w:w="2600"/>
-            <w:shd w:fill="F2F2F2" w:val="clear"/>
-            <w:tcMar>
-              <w:top w:type="dxa" w:w="80"/>
-              <w:left w:type="dxa" w:w="100"/>
-              <w:bottom w:type="dxa" w:w="80"/>
-              <w:right w:type="dxa" w:w="100"/>
-            </w:tcMar>
-            <w:vAlign w:val="center"/>
-          </w:tcPr>
-          <w:p>
-            <w:r>
-              <w:rPr>
-                <w:b w:val="false"/>
-                <w:bCs w:val="false"/>
-                <w:color w:val="000000"/>
-                <w:sz w:val="20"/>
-                <w:szCs w:val="20"/>
-              </w:rPr>
-              <w:t xml:space="preserve">API Accounts</w:t>
-            </w:r>
-          </w:p>
-        </w:tc>
-        <w:tc>
-          <w:tcPr>
-            <w:tcW w:type="dxa" w:w="6750"/>
-            <w:shd w:fill="F2F2F2" w:val="clear"/>
-            <w:tcMar>
-              <w:top w:type="dxa" w:w="80"/>
-              <w:left w:type="dxa" w:w="100"/>
-              <w:bottom w:type="dxa" w:w="80"/>
-              <w:right w:type="dxa" w:w="100"/>
-            </w:tcMar>
-            <w:vAlign w:val="center"/>
-          </w:tcPr>
-          <w:p>
-            <w:r>
-              <w:rPr>
-                <w:b w:val="false"/>
-                <w:bCs w:val="false"/>
-                <w:color w:val="000000"/>
-                <w:sz w:val="20"/>
-                <w:szCs w:val="20"/>
-              </w:rPr>
-              <w:t xml:space="preserve">Confirmation des méthodes exactes du plugin Accounts pour créer/lire un compte par programmation, y compris l'association itemtype/items_id (lecture du code source nécessaire).</w:t>
-            </w:r>
-          </w:p>
-        </w:tc>
-      </w:tr>
-      <w:tr>
-        <w:tc>
-          <w:tcPr>
-            <w:tcW w:type="dxa" w:w="2600"/>
-            <w:tcMar>
-              <w:top w:type="dxa" w:w="80"/>
-              <w:left w:type="dxa" w:w="100"/>
-              <w:bottom w:type="dxa" w:w="80"/>
-              <w:right w:type="dxa" w:w="100"/>
-            </w:tcMar>
-            <w:vAlign w:val="center"/>
-          </w:tcPr>
-          <w:p>
-            <w:r>
-              <w:rPr>
-                <w:b w:val="false"/>
-                <w:bCs w:val="false"/>
-                <w:color w:val="000000"/>
-                <w:sz w:val="20"/>
-                <w:szCs w:val="20"/>
-              </w:rPr>
-              <w:t xml:space="preserve">Mécanisme empreinte / clé de chiffrement Accounts</w:t>
-            </w:r>
-          </w:p>
-        </w:tc>
-        <w:tc>
-          <w:tcPr>
-            <w:tcW w:type="dxa" w:w="6750"/>
-            <w:tcMar>
-              <w:top w:type="dxa" w:w="80"/>
-              <w:left w:type="dxa" w:w="100"/>
-              <w:bottom w:type="dxa" w:w="80"/>
-              <w:right w:type="dxa" w:w="100"/>
-            </w:tcMar>
-            <w:vAlign w:val="center"/>
-          </w:tcPr>
-          <w:p>
-            <w:r>
-              <w:rPr>
-                <w:b w:val="false"/>
-                <w:bCs w:val="false"/>
-                <w:color w:val="000000"/>
-                <w:sz w:val="20"/>
-                <w:szCs w:val="20"/>
-              </w:rPr>
-              <w:t xml:space="preserve">Risque technique le plus élevé du projet, et le seul encore réellement incertain pour Luc lui-même : comment obtenir, valider (par rapport à l'empreinte choisie) et utiliser programmatiquement une clé de chiffrement Accounts, sachant que ce chiffrement est normalement réalisé côté client (JS). Impact direct sur la faisabilité d'une synchro CRON 100% automatisée (section 4.7) — spike technique prioritaire en jalon 0.</w:t>
-            </w:r>
-          </w:p>
-        </w:tc>
-      </w:tr>
-      <w:tr>
-        <w:tc>
-          <w:tcPr>
-            <w:tcW w:type="dxa" w:w="2600"/>
-            <w:shd w:fill="F2F2F2" w:val="clear"/>
-            <w:tcMar>
-              <w:top w:type="dxa" w:w="80"/>
-              <w:left w:type="dxa" w:w="100"/>
-              <w:bottom w:type="dxa" w:w="80"/>
-              <w:right w:type="dxa" w:w="100"/>
-            </w:tcMar>
-            <w:vAlign w:val="center"/>
-          </w:tcPr>
-          <w:p>
-            <w:r>
-              <w:rPr>
-                <w:b w:val="false"/>
-                <w:bCs w:val="false"/>
-                <w:color w:val="000000"/>
-                <w:sz w:val="20"/>
-                <w:szCs w:val="20"/>
-              </w:rPr>
-              <w:t xml:space="preserve">Hiérarchie des tenants — endpoint</w:t>
-            </w:r>
-          </w:p>
-        </w:tc>
-        <w:tc>
-          <w:tcPr>
-            <w:tcW w:type="dxa" w:w="6750"/>
-            <w:shd w:fill="F2F2F2" w:val="clear"/>
-            <w:tcMar>
-              <w:top w:type="dxa" w:w="80"/>
-              <w:left w:type="dxa" w:w="100"/>
-              <w:bottom w:type="dxa" w:w="80"/>
-              <w:right w:type="dxa" w:w="100"/>
-            </w:tcMar>
-            <w:vAlign w:val="center"/>
-          </w:tcPr>
-          <w:p>
-            <w:r>
-              <w:rPr>
-                <w:b w:val="false"/>
-                <w:bCs w:val="false"/>
-                <w:color w:val="000000"/>
-                <w:sz w:val="20"/>
-                <w:szCs w:val="20"/>
-              </w:rPr>
-              <w:t xml:space="preserve">Confirmation de l'endpoint Acronis exact permettant de lister les tenants enfants d'un compte revendeur (le principe d'affichage, lui, est déjà décidé en 4.2 ter).</w:t>
-            </w:r>
-          </w:p>
-        </w:tc>
-      </w:tr>
-    </w:tbl>
+        <w:rPr>
+          <w:b/>
+          <w:bCs/>
+        </w:rPr>
+        <w:t xml:space="preserve">Tous les points ouverts sont désormais tranchés </w:t>
+      </w:r>
+      <w:r>
+        <w:t xml:space="preserve">(nommage "Provider" confirmé, catégories de comptes Accounts = simple mapping accounttype déjà couvert en 4.4 bis, droits détaillés en 4.6, timeout de session à 15 min confirmé, affichage de la hiérarchie des tenants décidé en 4.2 ter, groupes d'accès Accounts confirmés natifs, seuil du compteur d'échecs paramétrable par provider, mécanisme de clé locale et algorithme de dérivation [HKDF-SHA256] précisés en 4.4 quater, API Accounts confirmée par lecture du code source en 4.4, accès Acronis de test confirmé prêt par Luc). Le jalon 0 peut démarrer sans point bloquant restant.</w:t>
+      </w:r>
+    </w:p>
     <w:p>
       <w:r>
         <w:br w:type="page"/>
@@ -5948,7 +5690,7 @@
         <w:spacing w:after="80"/>
       </w:pPr>
       <w:r>
-        <w:t xml:space="preserve">Alignement volontaire sur les conventions déjà en place dans DNSManager (nommage des classes, structure des dossiers, style des hooks) pour faciliter la maintenance croisée entre les deux plugins.</w:t>
+        <w:t xml:space="preserve">Nommage des classes, structure des dossiers et style des hooks cohérents avec les standards GLPI 11 (voir référence de conception unique en 4.1).</w:t>
       </w:r>
     </w:p>
     <w:p>
@@ -6143,7 +5885,7 @@
                 <w:sz w:val="20"/>
                 <w:szCs w:val="20"/>
               </w:rPr>
-              <w:t xml:space="preserve">PoC connexion API Acronis sur tenant de test, confirmation des endpoints (live query ressources/plans/stats, liste des tenants enfants), spike prioritaire et bloquant sur le mécanisme empreinte/clé de chiffrement Accounts en contexte non-interactif (4.7) — lecture approfondie du code source InfotelGLPI/accounts, arbitrage des points ouverts (section 7).</w:t>
+              <w:t xml:space="preserve">PoC connexion API Acronis sur tenant de test, confirmation des endpoints (live query ressources/plans/stats, liste des tenants enfants), implémentation et test de la dérivation locale de clé HKDF-SHA256 (4.4 quater, déjà tranchée) — le reste du cadrage (API Accounts, algorithme, points ouverts) est déjà arbitré en amont (section 7).</w:t>
             </w:r>
           </w:p>
         </w:tc>
@@ -7021,7 +6763,7 @@
                 <w:sz w:val="20"/>
                 <w:szCs w:val="20"/>
               </w:rPr>
-              <w:t xml:space="preserve">Vérification de la clé de chiffrement</w:t>
+              <w:t xml:space="preserve">Vérification de la clé de chiffrement (catégorie a)</w:t>
             </w:r>
           </w:p>
         </w:tc>
@@ -7046,7 +6788,7 @@
                 <w:sz w:val="20"/>
                 <w:szCs w:val="20"/>
               </w:rPr>
-              <w:t xml:space="preserve">La clé AES utilisée n'existe nulle part dans les tables BackupGestion ; elle n'est lisible que via le compte Accounts "Clé technique" dédié.</w:t>
+              <w:t xml:space="preserve">La clé AES utilisée n'existe nulle part en base, ni dans BackupGestion ni dans Accounts ; elle est recalculée à la demande à partir de l'entité, de l'utilisateur référent (snapshot) et du sel stocké (4.4 quater).</w:t>
             </w:r>
           </w:p>
         </w:tc>
@@ -7120,7 +6862,7 @@
                 <w:sz w:val="20"/>
                 <w:szCs w:val="20"/>
               </w:rPr>
-              <w:t xml:space="preserve">Succès affiché si les identifiants sont corrects (déchiffrement local + clé Accounts) ; message d'erreur explicite sinon.</w:t>
+              <w:t xml:space="preserve">Succès affiché si les identifiants sont corrects (déchiffrement via la clé locale dérivée) ; message d'erreur explicite sinon.</w:t>
             </w:r>
           </w:p>
         </w:tc>
@@ -7197,7 +6939,7 @@
                 <w:sz w:val="20"/>
                 <w:szCs w:val="20"/>
               </w:rPr>
-              <w:t xml:space="preserve">La ligne locale de credentials API (catégorie a) est supprimée ; les comptes Accounts (clé technique, admin compte client, ressources de stockage) restent intacts.</w:t>
+              <w:t xml:space="preserve">La ligne locale de credentials API (catégorie a) est supprimée ; les comptes Accounts de catégorie (b) (admin compte client, ressources de stockage) restent intacts.</w:t>
             </w:r>
           </w:p>
         </w:tc>
@@ -7271,7 +7013,7 @@
                 <w:sz w:val="20"/>
                 <w:szCs w:val="20"/>
               </w:rPr>
-              <w:t xml:space="preserve">Les tables locales du plugin disparaissent ; tous les comptes Accounts liés (clé technique, admin compte client, stockage) restent visibles et intacts dans le plugin Accounts.</w:t>
+              <w:t xml:space="preserve">Les tables locales du plugin disparaissent (catégorie a perdue) ; tous les comptes Accounts liés (catégorie b : admin compte client, stockage) restent visibles et intacts dans le plugin Accounts.</w:t>
             </w:r>
           </w:p>
         </w:tc>
@@ -7875,7 +7617,7 @@
                 <w:sz w:val="20"/>
                 <w:szCs w:val="20"/>
               </w:rPr>
-              <w:t xml:space="preserve">BackupGestion ne peut plus déchiffrer/enregistrer de nouveaux identifiants API ; message explicite, aucun repli sur un stockage non protégé.</w:t>
+              <w:t xml:space="preserve">Seule la catégorie (b) devient inaccessible (admin compte client, ressources de stockage) ; la connexion API et les dashboards live (catégorie a) continuent de fonctionner normalement, sans dépendance à Accounts.</w:t>
             </w:r>
           </w:p>
         </w:tc>
@@ -8304,7 +8046,7 @@
                 <w:sz w:val="20"/>
                 <w:szCs w:val="20"/>
               </w:rPr>
-              <w:t xml:space="preserve">Exécution de la tâche de détection sans clé de chiffrement disponible</w:t>
+              <w:t xml:space="preserve">Exécution de la tâche de détection sans intervention humaine</w:t>
             </w:r>
           </w:p>
         </w:tc>
@@ -8328,7 +8070,7 @@
                 <w:sz w:val="20"/>
                 <w:szCs w:val="20"/>
               </w:rPr>
-              <w:t xml:space="preserve">Selon l'arbitrage retenu en jalon 0 (4.7) : soit la tâche s'exécute de façon autonome via le compte de service, soit elle échoue proprement avec un message exploitable plutôt qu'un plantage silencieux.</w:t>
+              <w:t xml:space="preserve">La tâche recalcule la clé de dérivation locale de façon autonome (4.4 quater), sans dépendance à Accounts ni à une session utilisateur active ; en cas d'anomalie (entité ou utilisateur référent supprimé), échec propre avec message exploitable plutôt qu'un plantage silencieux.</w:t>
             </w:r>
           </w:p>
         </w:tc>
@@ -8410,6 +8152,80 @@
           </w:p>
         </w:tc>
       </w:tr>
+      <w:tr>
+        <w:tc>
+          <w:tcPr>
+            <w:tcW w:type="dxa" w:w="500"/>
+            <w:tcMar>
+              <w:top w:type="dxa" w:w="80"/>
+              <w:left w:type="dxa" w:w="100"/>
+              <w:bottom w:type="dxa" w:w="80"/>
+              <w:right w:type="dxa" w:w="100"/>
+            </w:tcMar>
+            <w:vAlign w:val="center"/>
+          </w:tcPr>
+          <w:p>
+            <w:r>
+              <w:rPr>
+                <w:b w:val="false"/>
+                <w:bCs w:val="false"/>
+                <w:color w:val="000000"/>
+                <w:sz w:val="20"/>
+                <w:szCs w:val="20"/>
+              </w:rPr>
+              <w:t xml:space="preserve">21</w:t>
+            </w:r>
+          </w:p>
+        </w:tc>
+        <w:tc>
+          <w:tcPr>
+            <w:tcW w:type="dxa" w:w="3800"/>
+            <w:tcMar>
+              <w:top w:type="dxa" w:w="80"/>
+              <w:left w:type="dxa" w:w="100"/>
+              <w:bottom w:type="dxa" w:w="80"/>
+              <w:right w:type="dxa" w:w="100"/>
+            </w:tcMar>
+            <w:vAlign w:val="center"/>
+          </w:tcPr>
+          <w:p>
+            <w:r>
+              <w:rPr>
+                <w:b w:val="false"/>
+                <w:bCs w:val="false"/>
+                <w:color w:val="000000"/>
+                <w:sz w:val="20"/>
+                <w:szCs w:val="20"/>
+              </w:rPr>
+              <w:t xml:space="preserve">Changement d'entité ou d'utilisateur référent d'un provider</w:t>
+            </w:r>
+          </w:p>
+        </w:tc>
+        <w:tc>
+          <w:tcPr>
+            <w:tcW w:type="dxa" w:w="5050"/>
+            <w:tcMar>
+              <w:top w:type="dxa" w:w="80"/>
+              <w:left w:type="dxa" w:w="100"/>
+              <w:bottom w:type="dxa" w:w="80"/>
+              <w:right w:type="dxa" w:w="100"/>
+            </w:tcMar>
+            <w:vAlign w:val="center"/>
+          </w:tcPr>
+          <w:p>
+            <w:r>
+              <w:rPr>
+                <w:b w:val="false"/>
+                <w:bCs w:val="false"/>
+                <w:color w:val="000000"/>
+                <w:sz w:val="20"/>
+                <w:szCs w:val="20"/>
+              </w:rPr>
+              <w:t xml:space="preserve">Les identifiants API existants sont déchiffrés avec l'ancienne clé dérivée puis re-chiffrés avec la nouvelle (nouvelle entité et/ou nouvel utilisateur référent) avant validation du changement ; en cas d'échec du re-chiffrement, le changement est bloqué avec un message explicite plutôt que de risquer une perte silencieuse des identifiants (4.4 quater).</w:t>
+            </w:r>
+          </w:p>
+        </w:tc>
+      </w:tr>
     </w:tbl>
     <w:p>
       <w:pPr>
@@ -8540,19 +8356,6 @@
       </w:pPr>
       <w:r>
         <w:t xml:space="preserve">Acronis Resource Management API (ressources protégées, statuts) — developer.acronis.com</w:t>
-      </w:r>
-    </w:p>
-    <w:p>
-      <w:pPr>
-        <w:pStyle w:val="ListParagraph"/>
-        <w:numPr>
-          <w:ilvl w:val="0"/>
-          <w:numId w:val="1"/>
-        </w:numPr>
-        <w:spacing w:after="80"/>
-      </w:pPr>
-      <w:r>
-        <w:t xml:space="preserve">Code source du plugin DNSManager (GlpiPlugin\Dnsmanager) fourni par Luc Berthaud — pris comme référence d'architecture pour ce document.</w:t>
       </w:r>
     </w:p>
     <w:sectPr>
